--- a/Тенденции на рынке труда.docx
+++ b/Тенденции на рынке труда.docx
@@ -1,6 +1,6 @@
 
 <file path=word/document.xml><?xml version="1.0" encoding="utf-8"?>
-<w:document xmlns:wpc="http://schemas.microsoft.com/office/word/2010/wordprocessingCanvas" xmlns:cx="http://schemas.microsoft.com/office/drawing/2014/chartex" xmlns:cx1="http://schemas.microsoft.com/office/drawing/2015/9/8/chartex" xmlns:cx2="http://schemas.microsoft.com/office/drawing/2015/10/21/chartex" xmlns:cx3="http://schemas.microsoft.com/office/drawing/2016/5/9/chartex" xmlns:cx4="http://schemas.microsoft.com/office/drawing/2016/5/10/chartex" xmlns:cx5="http://schemas.microsoft.com/office/drawing/2016/5/11/chartex" xmlns:cx6="http://schemas.microsoft.com/office/drawing/2016/5/12/chartex" xmlns:cx7="http://schemas.microsoft.com/office/drawing/2016/5/13/chartex" xmlns:cx8="http://schemas.microsoft.com/office/drawing/2016/5/14/chartex" xmlns:mc="http://schemas.openxmlformats.org/markup-compatibility/2006" xmlns:aink="http://schemas.microsoft.com/office/drawing/2016/ink" xmlns:am3d="http://schemas.microsoft.com/office/drawing/2017/model3d" xmlns:o="urn:schemas-microsoft-com:office:office" xmlns:oel="http://schemas.microsoft.com/office/2019/extlst" xmlns:r="http://schemas.openxmlformats.org/officeDocument/2006/relationships" xmlns:m="http://schemas.openxmlformats.org/officeDocument/2006/math" xmlns:v="urn:schemas-microsoft-com:vml" xmlns:wp14="http://schemas.microsoft.com/office/word/2010/wordprocessingDrawing" xmlns:wp="http://schemas.openxmlformats.org/drawingml/2006/wordprocessingDrawing" xmlns:w10="urn:schemas-microsoft-com:office:word" xmlns:w="http://schemas.openxmlformats.org/wordprocessingml/2006/main" xmlns:w14="http://schemas.microsoft.com/office/word/2010/wordml" xmlns:w15="http://schemas.microsoft.com/office/word/2012/wordml" xmlns:w16cex="http://schemas.microsoft.com/office/word/2018/wordml/cex" xmlns:w16cid="http://schemas.microsoft.com/office/word/2016/wordml/cid" xmlns:w16="http://schemas.microsoft.com/office/word/2018/wordml" xmlns:w16du="http://schemas.microsoft.com/office/word/2023/wordml/word16du" xmlns:w16sdtdh="http://schemas.microsoft.com/office/word/2020/wordml/sdtdatahash" xmlns:w16sdtfl="http://schemas.microsoft.com/office/word/2024/wordml/sdtformatlock" xmlns:w16se="http://schemas.microsoft.com/office/word/2015/wordml/symex" xmlns:wpg="http://schemas.microsoft.com/office/word/2010/wordprocessingGroup" xmlns:wpi="http://schemas.microsoft.com/office/word/2010/wordprocessingInk" xmlns:wne="http://schemas.microsoft.com/office/word/2006/wordml" xmlns:wps="http://schemas.microsoft.com/office/word/2010/wordprocessingShape" mc:Ignorable="w14 w15 w16se w16cid w16 w16cex w16sdtdh w16sdtfl w16du wp14">
+<w:document xmlns:wpc="http://schemas.microsoft.com/office/word/2010/wordprocessingCanvas" xmlns:cx="http://schemas.microsoft.com/office/drawing/2014/chartex" xmlns:cx1="http://schemas.microsoft.com/office/drawing/2015/9/8/chartex" xmlns:cx2="http://schemas.microsoft.com/office/drawing/2015/10/21/chartex" xmlns:cx3="http://schemas.microsoft.com/office/drawing/2016/5/9/chartex" xmlns:cx4="http://schemas.microsoft.com/office/drawing/2016/5/10/chartex" xmlns:cx5="http://schemas.microsoft.com/office/drawing/2016/5/11/chartex" xmlns:cx6="http://schemas.microsoft.com/office/drawing/2016/5/12/chartex" xmlns:cx7="http://schemas.microsoft.com/office/drawing/2016/5/13/chartex" xmlns:cx8="http://schemas.microsoft.com/office/drawing/2016/5/14/chartex" xmlns:mc="http://schemas.openxmlformats.org/markup-compatibility/2006" xmlns:aink="http://schemas.microsoft.com/office/drawing/2016/ink" xmlns:am3d="http://schemas.microsoft.com/office/drawing/2017/model3d" xmlns:o="urn:schemas-microsoft-com:office:office" xmlns:r="http://schemas.openxmlformats.org/officeDocument/2006/relationships" xmlns:m="http://schemas.openxmlformats.org/officeDocument/2006/math" xmlns:v="urn:schemas-microsoft-com:vml" xmlns:wp14="http://schemas.microsoft.com/office/word/2010/wordprocessingDrawing" xmlns:wp="http://schemas.openxmlformats.org/drawingml/2006/wordprocessingDrawing" xmlns:w10="urn:schemas-microsoft-com:office:word" xmlns:w="http://schemas.openxmlformats.org/wordprocessingml/2006/main" xmlns:w14="http://schemas.microsoft.com/office/word/2010/wordml" xmlns:w15="http://schemas.microsoft.com/office/word/2012/wordml" xmlns:w16cex="http://schemas.microsoft.com/office/word/2018/wordml/cex" xmlns:w16cid="http://schemas.microsoft.com/office/word/2016/wordml/cid" xmlns:w16="http://schemas.microsoft.com/office/word/2018/wordml" xmlns:w16sdtdh="http://schemas.microsoft.com/office/word/2020/wordml/sdtdatahash" xmlns:w16se="http://schemas.microsoft.com/office/word/2015/wordml/symex" xmlns:wpg="http://schemas.microsoft.com/office/word/2010/wordprocessingGroup" xmlns:wpi="http://schemas.microsoft.com/office/word/2010/wordprocessingInk" xmlns:wne="http://schemas.microsoft.com/office/word/2006/wordml" xmlns:wps="http://schemas.microsoft.com/office/word/2010/wordprocessingShape" mc:Ignorable="w14 w15 w16se w16cid w16 w16cex w16sdtdh wp14">
   <w:body>
     <w:p>
       <w:pPr>
@@ -21,8 +21,8 @@
     <w:p>
       <w:pPr>
         <w:sectPr>
-          <w:footerReference w:type="default" r:id="rId4"/>
-          <w:footerReference w:type="first" r:id="rId5"/>
+          <w:footerReference w:type="default" r:id="rId6"/>
+          <w:footerReference w:type="first" r:id="rId7"/>
           <w:pgSz w:w="11906" w:h="16838"/>
           <w:pgMar w:top="1134" w:right="850" w:bottom="1134" w:left="1701" w:header="708" w:footer="708" w:gutter="0"/>
           <w:cols w:space="708"/>
@@ -379,7 +379,7 @@
     <w:p>
       <w:pPr>
         <w:sectPr>
-          <w:footerReference w:type="first" r:id="rId6"/>
+          <w:footerReference w:type="first" r:id="rId8"/>
           <w:pgSz w:w="11906" w:h="16838"/>
           <w:pgMar w:top="1134" w:right="850" w:bottom="1134" w:left="1701" w:header="708" w:footer="708" w:gutter="0"/>
           <w:cols w:space="708"/>
@@ -407,12 +407,50 @@
         <w:t>15</w:t>
       </w:r>
       <w:r>
-        <w:t>-72 лет (занятые + безработные) составила 74,8 млн.человек. Уровень экономической активности населения в возрасте 15-72 лет (отношение численности экономически активного населения к общей численности населения данной возрастной группы) составил 67,4%.</w:t>
+        <w:t xml:space="preserve">-72 лет (занятые + безработные) составила 74,8 </w:t>
+      </w:r>
+      <w:proofErr w:type="spellStart"/>
+      <w:proofErr w:type="gramStart"/>
+      <w:r>
+        <w:t>млн.человек</w:t>
+      </w:r>
+      <w:proofErr w:type="spellEnd"/>
+      <w:proofErr w:type="gramEnd"/>
+      <w:r>
+        <w:t>. Уровень экономической активности населения в возрасте 15-72 лет (отношение численности экономически активного населения к общей численности населения данной возрастной группы) составил 67,4%.</w:t>
       </w:r>
     </w:p>
     <w:p>
       <w:r>
-        <w:t>В численности экономически активного населения 69,9 млн.человек классифицировались как занятые экономической деятельностью и 4,9 млн.человек - как безработные с применением критериев МОТ (то есть не имели работы или доходного занятия, искали работу и были готовы приступить к ней в обследуемую неделю). По сравнению с I кварталом 2011г. численность занятого населения увеличилась на 0,5 млн. человек, или на 0,7%, численность безработных сократилась на 0,7 млн.человек, или на 13,3%.</w:t>
+        <w:t xml:space="preserve">В численности экономически активного населения 69,9 </w:t>
+      </w:r>
+      <w:proofErr w:type="spellStart"/>
+      <w:proofErr w:type="gramStart"/>
+      <w:r>
+        <w:t>млн.человек</w:t>
+      </w:r>
+      <w:proofErr w:type="spellEnd"/>
+      <w:proofErr w:type="gramEnd"/>
+      <w:r>
+        <w:t xml:space="preserve"> классифицировались как занятые экономической деятельностью и 4,9 </w:t>
+      </w:r>
+      <w:proofErr w:type="spellStart"/>
+      <w:r>
+        <w:t>млн.человек</w:t>
+      </w:r>
+      <w:proofErr w:type="spellEnd"/>
+      <w:r>
+        <w:t xml:space="preserve"> - как безработные с применением критериев МОТ (то есть не имели работы или доходного занятия, искали работу и были готовы приступить к ней в обследуемую неделю). По сравнению с I кварталом 2011г. численность занятого населения увеличилась на 0,5 млн. человек, или на 0,7%, численность безработных сократилась на 0,7 </w:t>
+      </w:r>
+      <w:proofErr w:type="spellStart"/>
+      <w:proofErr w:type="gramStart"/>
+      <w:r>
+        <w:t>млн.человек</w:t>
+      </w:r>
+      <w:proofErr w:type="spellEnd"/>
+      <w:proofErr w:type="gramEnd"/>
+      <w:r>
+        <w:t>, или на 13,3%.</w:t>
       </w:r>
     </w:p>
     <w:p>
@@ -422,7 +460,7 @@
           <w:lang w:eastAsia="ru-RU"/>
         </w:rPr>
         <w:drawing>
-          <wp:inline distT="0" distB="0" distL="0" distR="0" wp14:anchorId="382DBE86" wp14:editId="4DF2E502">
+          <wp:inline distT="0" distB="0" distL="0" distR="0" wp14:anchorId="72D17928" wp14:editId="6921F4C8">
             <wp:extent cx="3971925" cy="2343150"/>
             <wp:effectExtent l="0" t="0" r="0" b="0"/>
             <wp:docPr id="1" name="Рисунок 182" descr="http://www.gks.ru/bgd/regl/B12_04/IssWWW.exe/Stg/d03/Image3604.gif"/>
@@ -439,7 +477,7 @@
                     </pic:cNvPicPr>
                   </pic:nvPicPr>
                   <pic:blipFill>
-                    <a:blip r:embed="rId7">
+                    <a:blip r:embed="rId9">
                       <a:extLst>
                         <a:ext uri="{28A0092B-C50C-407E-A947-70E740481C1C}">
                           <a14:useLocalDpi xmlns:a14="http://schemas.microsoft.com/office/drawing/2010/main" val="0"/>
@@ -485,8 +523,8 @@
     <w:p>
       <w:pPr>
         <w:sectPr>
-          <w:footerReference w:type="default" r:id="rId8"/>
-          <w:footerReference w:type="first" r:id="rId9"/>
+          <w:footerReference w:type="default" r:id="rId10"/>
+          <w:footerReference w:type="first" r:id="rId11"/>
           <w:pgSz w:w="11906" w:h="16838"/>
           <w:pgMar w:top="1134" w:right="850" w:bottom="1134" w:left="1701" w:header="708" w:footer="708" w:gutter="0"/>
           <w:cols w:space="708"/>
@@ -513,7 +551,16 @@
     </w:p>
     <w:p>
       <w:r>
-        <w:t>В январе 2012г. уровень безработицы среди мужчин составил 6,9% и был на 0,7 процентного пункта выше уровня безработицы среди женщин (6,2%).</w:t>
+        <w:t>В январе 2012г. уровень безработицы среди мужчин составил 6,9% и был на 0,7 процентного пункта выше уровня безработицы среди женщин</w:t>
+      </w:r>
+      <w:r>
+        <w:rPr>
+          <w:rStyle w:val="ad"/>
+        </w:rPr>
+        <w:footnoteReference w:id="1"/>
+      </w:r>
+      <w:r>
+        <w:t>(6,2%).</w:t>
       </w:r>
     </w:p>
     <w:p>
@@ -523,7 +570,7 @@
           <w:lang w:eastAsia="ru-RU"/>
         </w:rPr>
         <w:drawing>
-          <wp:inline distT="0" distB="0" distL="0" distR="0" wp14:anchorId="7A485EC1" wp14:editId="45681AEF">
+          <wp:inline distT="0" distB="0" distL="0" distR="0" wp14:anchorId="56B8833B" wp14:editId="7F8F61D2">
             <wp:extent cx="3590925" cy="2714625"/>
             <wp:effectExtent l="0" t="0" r="0" b="0"/>
             <wp:docPr id="2" name="Рисунок 187" descr="http://www.gks.ru/bgd/regl/B12_04/IssWWW.exe/Stg/d03/Image3609.gif"/>
@@ -540,7 +587,7 @@
                     </pic:cNvPicPr>
                   </pic:nvPicPr>
                   <pic:blipFill>
-                    <a:blip r:embed="rId10">
+                    <a:blip r:embed="rId12">
                       <a:extLst>
                         <a:ext uri="{28A0092B-C50C-407E-A947-70E740481C1C}">
                           <a14:useLocalDpi xmlns:a14="http://schemas.microsoft.com/office/drawing/2010/main" val="0"/>
@@ -586,7 +633,7 @@
       <w:pPr>
         <w:spacing w:after="0" w:line="240" w:lineRule="auto"/>
         <w:sectPr>
-          <w:footerReference w:type="default" r:id="rId11"/>
+          <w:footerReference w:type="default" r:id="rId13"/>
           <w:pgSz w:w="11906" w:h="16838"/>
           <w:pgMar w:top="1134" w:right="850" w:bottom="1134" w:left="1701" w:header="708" w:footer="708" w:gutter="0"/>
           <w:cols w:space="708"/>
@@ -627,7 +674,7 @@
           <w:lang w:eastAsia="ru-RU"/>
         </w:rPr>
         <w:drawing>
-          <wp:inline distT="0" distB="0" distL="0" distR="0" wp14:anchorId="45DE1060" wp14:editId="73270CA3">
+          <wp:inline distT="0" distB="0" distL="0" distR="0" wp14:anchorId="3AA8AB01" wp14:editId="73B5069F">
             <wp:extent cx="2981325" cy="2276475"/>
             <wp:effectExtent l="0" t="0" r="0" b="0"/>
             <wp:docPr id="3" name="Рисунок 194" descr="http://www.gks.ru/bgd/regl/B12_04/IssWWW.exe/Stg/d03/Image3616.gif"/>
@@ -644,7 +691,7 @@
                     </pic:cNvPicPr>
                   </pic:nvPicPr>
                   <pic:blipFill>
-                    <a:blip r:embed="rId12">
+                    <a:blip r:embed="rId14">
                       <a:extLst>
                         <a:ext uri="{28A0092B-C50C-407E-A947-70E740481C1C}">
                           <a14:useLocalDpi xmlns:a14="http://schemas.microsoft.com/office/drawing/2010/main" val="0"/>
@@ -681,10 +728,25 @@
         <w:t>Статистические данные показывают, что чем выше уровень образования, тем выше уровень занятости и ниже безработица. В 2011г. уровень занятости среди населения с высшим профессиональным образованием</w:t>
       </w:r>
       <w:r>
+        <w:rPr>
+          <w:rStyle w:val="ad"/>
+        </w:rPr>
+        <w:footnoteReference w:id="2"/>
+      </w:r>
+      <w:r>
         <w:t xml:space="preserve"> </w:t>
       </w:r>
       <w:r>
-        <w:t> составил 81,5%, уровень безработицы - 3,6%, со средним профессиональным образованием соответственно 73,7% и 5,1%, начальным профессиональным образованием - 73,2% и 6,7%.</w:t>
+        <w:t> составил 81,5%, уровень безработицы</w:t>
+      </w:r>
+      <w:r>
+        <w:rPr>
+          <w:rStyle w:val="ad"/>
+        </w:rPr>
+        <w:footnoteReference w:id="3"/>
+      </w:r>
+      <w:r>
+        <w:t> - 3,6%, со средним профессиональным образованием соответственно 73,7% и 5,1%, начальным профессиональным образованием - 73,2% и 6,7%.</w:t>
       </w:r>
     </w:p>
     <w:p>
@@ -700,7 +762,7 @@
         </w:rPr>
         <w:lastRenderedPageBreak/>
         <w:drawing>
-          <wp:inline distT="0" distB="0" distL="0" distR="0" wp14:anchorId="3C1CBA48" wp14:editId="352339BE">
+          <wp:inline distT="0" distB="0" distL="0" distR="0" wp14:anchorId="02CC09FC" wp14:editId="68A7C4B6">
             <wp:extent cx="3886200" cy="1981200"/>
             <wp:effectExtent l="0" t="0" r="0" b="0"/>
             <wp:docPr id="4" name="Рисунок 195" descr="http://www.gks.ru/bgd/regl/B12_04/IssWWW.exe/Stg/d03/Image3617.gif"/>
@@ -717,7 +779,7 @@
                     </pic:cNvPicPr>
                   </pic:nvPicPr>
                   <pic:blipFill>
-                    <a:blip r:embed="rId13">
+                    <a:blip r:embed="rId15">
                       <a:extLst>
                         <a:ext uri="{28A0092B-C50C-407E-A947-70E740481C1C}">
                           <a14:useLocalDpi xmlns:a14="http://schemas.microsoft.com/office/drawing/2010/main" val="0"/>
@@ -757,7 +819,7 @@
     <w:p>
       <w:pPr>
         <w:sectPr>
-          <w:footerReference w:type="first" r:id="rId14"/>
+          <w:footerReference w:type="first" r:id="rId16"/>
           <w:pgSz w:w="11906" w:h="16838"/>
           <w:pgMar w:top="1134" w:right="850" w:bottom="1134" w:left="1701" w:header="708" w:footer="708" w:gutter="0"/>
           <w:cols w:space="708"/>
@@ -769,7 +831,15 @@
         <w:t xml:space="preserve">Таблица 1. </w:t>
       </w:r>
       <w:r>
-        <w:t>Экономическая активность населения в возрасте 15-72 лет , имеющего профессиональное образование, по профессиям и специальностям по диплому</w:t>
+        <w:t xml:space="preserve">Экономическая активность населения в возрасте 15-72 </w:t>
+      </w:r>
+      <w:proofErr w:type="gramStart"/>
+      <w:r>
+        <w:t>лет ,</w:t>
+      </w:r>
+      <w:proofErr w:type="gramEnd"/>
+      <w:r>
+        <w:t> имеющего профессиональное образование, по профессиям и специальностям по диплому</w:t>
       </w:r>
       <w:r>
         <w:t xml:space="preserve"> </w:t>
@@ -827,8 +897,15 @@
               <w:cnfStyle w:val="100000000000" w:firstRow="1" w:lastRow="0" w:firstColumn="0" w:lastColumn="0" w:oddVBand="0" w:evenVBand="0" w:oddHBand="0" w:evenHBand="0" w:firstRowFirstColumn="0" w:firstRowLastColumn="0" w:lastRowFirstColumn="0" w:lastRowLastColumn="0"/>
             </w:pPr>
             <w:r>
-              <w:t>Экономически активное население, тыс.человек</w:t>
-            </w:r>
+              <w:t xml:space="preserve">Экономически активное население, </w:t>
+            </w:r>
+            <w:proofErr w:type="spellStart"/>
+            <w:proofErr w:type="gramStart"/>
+            <w:r>
+              <w:t>тыс.человек</w:t>
+            </w:r>
+            <w:proofErr w:type="spellEnd"/>
+            <w:proofErr w:type="gramEnd"/>
           </w:p>
         </w:tc>
         <w:tc>
@@ -1375,8 +1452,13 @@
               <w:spacing w:after="0" w:line="240" w:lineRule="auto"/>
             </w:pPr>
             <w:r>
-              <w:t>образование и педогогика</w:t>
-            </w:r>
+              <w:t xml:space="preserve">образование и </w:t>
+            </w:r>
+            <w:proofErr w:type="spellStart"/>
+            <w:r>
+              <w:t>педогогика</w:t>
+            </w:r>
+            <w:proofErr w:type="spellEnd"/>
           </w:p>
         </w:tc>
         <w:tc>
@@ -1948,8 +2030,12 @@
             </w:r>
             <w:r>
               <w:br/>
+            </w:r>
+            <w:proofErr w:type="spellStart"/>
+            <w:r>
               <w:t>материалообработка</w:t>
             </w:r>
+            <w:proofErr w:type="spellEnd"/>
           </w:p>
         </w:tc>
         <w:tc>
@@ -2517,6 +2603,7 @@
     </w:p>
     <w:p/>
     <w:sectPr>
+      <w:footerReference w:type="first" r:id="rId17"/>
       <w:pgSz w:w="16838" w:h="11906" w:orient="landscape"/>
       <w:pgMar w:top="1701" w:right="1134" w:bottom="850" w:left="1134" w:header="708" w:footer="708" w:gutter="0"/>
       <w:cols w:space="708"/>
@@ -2527,8 +2614,33 @@
 </w:document>
 </file>
 
+<file path=word/endnotes.xml><?xml version="1.0" encoding="utf-8"?>
+<w:endnotes xmlns:wpc="http://schemas.microsoft.com/office/word/2010/wordprocessingCanvas" xmlns:cx="http://schemas.microsoft.com/office/drawing/2014/chartex" xmlns:cx1="http://schemas.microsoft.com/office/drawing/2015/9/8/chartex" xmlns:cx2="http://schemas.microsoft.com/office/drawing/2015/10/21/chartex" xmlns:cx3="http://schemas.microsoft.com/office/drawing/2016/5/9/chartex" xmlns:cx4="http://schemas.microsoft.com/office/drawing/2016/5/10/chartex" xmlns:cx5="http://schemas.microsoft.com/office/drawing/2016/5/11/chartex" xmlns:cx6="http://schemas.microsoft.com/office/drawing/2016/5/12/chartex" xmlns:cx7="http://schemas.microsoft.com/office/drawing/2016/5/13/chartex" xmlns:cx8="http://schemas.microsoft.com/office/drawing/2016/5/14/chartex" xmlns:mc="http://schemas.openxmlformats.org/markup-compatibility/2006" xmlns:aink="http://schemas.microsoft.com/office/drawing/2016/ink" xmlns:am3d="http://schemas.microsoft.com/office/drawing/2017/model3d" xmlns:o="urn:schemas-microsoft-com:office:office" xmlns:r="http://schemas.openxmlformats.org/officeDocument/2006/relationships" xmlns:m="http://schemas.openxmlformats.org/officeDocument/2006/math" xmlns:v="urn:schemas-microsoft-com:vml" xmlns:wp14="http://schemas.microsoft.com/office/word/2010/wordprocessingDrawing" xmlns:wp="http://schemas.openxmlformats.org/drawingml/2006/wordprocessingDrawing" xmlns:w10="urn:schemas-microsoft-com:office:word" xmlns:w="http://schemas.openxmlformats.org/wordprocessingml/2006/main" xmlns:w14="http://schemas.microsoft.com/office/word/2010/wordml" xmlns:w15="http://schemas.microsoft.com/office/word/2012/wordml" xmlns:w16cex="http://schemas.microsoft.com/office/word/2018/wordml/cex" xmlns:w16cid="http://schemas.microsoft.com/office/word/2016/wordml/cid" xmlns:w16="http://schemas.microsoft.com/office/word/2018/wordml" xmlns:w16sdtdh="http://schemas.microsoft.com/office/word/2020/wordml/sdtdatahash" xmlns:w16se="http://schemas.microsoft.com/office/word/2015/wordml/symex" xmlns:wpg="http://schemas.microsoft.com/office/word/2010/wordprocessingGroup" xmlns:wpi="http://schemas.microsoft.com/office/word/2010/wordprocessingInk" xmlns:wne="http://schemas.microsoft.com/office/word/2006/wordml" xmlns:wps="http://schemas.microsoft.com/office/word/2010/wordprocessingShape" mc:Ignorable="w14 w15 w16se w16cid w16 w16cex w16sdtdh wp14">
+  <w:endnote w:type="separator" w:id="-1">
+    <w:p>
+      <w:pPr>
+        <w:spacing w:after="0" w:line="240" w:lineRule="auto"/>
+      </w:pPr>
+      <w:r>
+        <w:separator/>
+      </w:r>
+    </w:p>
+  </w:endnote>
+  <w:endnote w:type="continuationSeparator" w:id="0">
+    <w:p>
+      <w:pPr>
+        <w:spacing w:after="0" w:line="240" w:lineRule="auto"/>
+      </w:pPr>
+      <w:r>
+        <w:continuationSeparator/>
+      </w:r>
+    </w:p>
+  </w:endnote>
+</w:endnotes>
+</file>
+
 <file path=word/footer1.xml><?xml version="1.0" encoding="utf-8"?>
-<w:ftr xmlns:wpc="http://schemas.microsoft.com/office/word/2010/wordprocessingCanvas" xmlns:cx="http://schemas.microsoft.com/office/drawing/2014/chartex" xmlns:cx1="http://schemas.microsoft.com/office/drawing/2015/9/8/chartex" xmlns:cx2="http://schemas.microsoft.com/office/drawing/2015/10/21/chartex" xmlns:cx3="http://schemas.microsoft.com/office/drawing/2016/5/9/chartex" xmlns:cx4="http://schemas.microsoft.com/office/drawing/2016/5/10/chartex" xmlns:cx5="http://schemas.microsoft.com/office/drawing/2016/5/11/chartex" xmlns:cx6="http://schemas.microsoft.com/office/drawing/2016/5/12/chartex" xmlns:cx7="http://schemas.microsoft.com/office/drawing/2016/5/13/chartex" xmlns:cx8="http://schemas.microsoft.com/office/drawing/2016/5/14/chartex" xmlns:mc="http://schemas.openxmlformats.org/markup-compatibility/2006" xmlns:aink="http://schemas.microsoft.com/office/drawing/2016/ink" xmlns:am3d="http://schemas.microsoft.com/office/drawing/2017/model3d" xmlns:o="urn:schemas-microsoft-com:office:office" xmlns:oel="http://schemas.microsoft.com/office/2019/extlst" xmlns:r="http://schemas.openxmlformats.org/officeDocument/2006/relationships" xmlns:m="http://schemas.openxmlformats.org/officeDocument/2006/math" xmlns:v="urn:schemas-microsoft-com:vml" xmlns:wp14="http://schemas.microsoft.com/office/word/2010/wordprocessingDrawing" xmlns:wp="http://schemas.openxmlformats.org/drawingml/2006/wordprocessingDrawing" xmlns:w10="urn:schemas-microsoft-com:office:word" xmlns:w="http://schemas.openxmlformats.org/wordprocessingml/2006/main" xmlns:w14="http://schemas.microsoft.com/office/word/2010/wordml" xmlns:w15="http://schemas.microsoft.com/office/word/2012/wordml" xmlns:w16cex="http://schemas.microsoft.com/office/word/2018/wordml/cex" xmlns:w16cid="http://schemas.microsoft.com/office/word/2016/wordml/cid" xmlns:w16="http://schemas.microsoft.com/office/word/2018/wordml" xmlns:w16du="http://schemas.microsoft.com/office/word/2023/wordml/word16du" xmlns:w16sdtdh="http://schemas.microsoft.com/office/word/2020/wordml/sdtdatahash" xmlns:w16sdtfl="http://schemas.microsoft.com/office/word/2024/wordml/sdtformatlock" xmlns:w16se="http://schemas.microsoft.com/office/word/2015/wordml/symex" xmlns:wpg="http://schemas.microsoft.com/office/word/2010/wordprocessingGroup" xmlns:wpi="http://schemas.microsoft.com/office/word/2010/wordprocessingInk" xmlns:wne="http://schemas.microsoft.com/office/word/2006/wordml" xmlns:wps="http://schemas.microsoft.com/office/word/2010/wordprocessingShape" mc:Ignorable="w14 w15 w16se w16cid w16 w16cex w16sdtdh w16sdtfl w16du wp14">
+<w:ftr xmlns:wpc="http://schemas.microsoft.com/office/word/2010/wordprocessingCanvas" xmlns:cx="http://schemas.microsoft.com/office/drawing/2014/chartex" xmlns:cx1="http://schemas.microsoft.com/office/drawing/2015/9/8/chartex" xmlns:cx2="http://schemas.microsoft.com/office/drawing/2015/10/21/chartex" xmlns:cx3="http://schemas.microsoft.com/office/drawing/2016/5/9/chartex" xmlns:cx4="http://schemas.microsoft.com/office/drawing/2016/5/10/chartex" xmlns:cx5="http://schemas.microsoft.com/office/drawing/2016/5/11/chartex" xmlns:cx6="http://schemas.microsoft.com/office/drawing/2016/5/12/chartex" xmlns:cx7="http://schemas.microsoft.com/office/drawing/2016/5/13/chartex" xmlns:cx8="http://schemas.microsoft.com/office/drawing/2016/5/14/chartex" xmlns:mc="http://schemas.openxmlformats.org/markup-compatibility/2006" xmlns:aink="http://schemas.microsoft.com/office/drawing/2016/ink" xmlns:am3d="http://schemas.microsoft.com/office/drawing/2017/model3d" xmlns:o="urn:schemas-microsoft-com:office:office" xmlns:r="http://schemas.openxmlformats.org/officeDocument/2006/relationships" xmlns:m="http://schemas.openxmlformats.org/officeDocument/2006/math" xmlns:v="urn:schemas-microsoft-com:vml" xmlns:wp14="http://schemas.microsoft.com/office/word/2010/wordprocessingDrawing" xmlns:wp="http://schemas.openxmlformats.org/drawingml/2006/wordprocessingDrawing" xmlns:w10="urn:schemas-microsoft-com:office:word" xmlns:w="http://schemas.openxmlformats.org/wordprocessingml/2006/main" xmlns:w14="http://schemas.microsoft.com/office/word/2010/wordml" xmlns:w15="http://schemas.microsoft.com/office/word/2012/wordml" xmlns:w16cex="http://schemas.microsoft.com/office/word/2018/wordml/cex" xmlns:w16cid="http://schemas.microsoft.com/office/word/2016/wordml/cid" xmlns:w16="http://schemas.microsoft.com/office/word/2018/wordml" xmlns:w16sdtdh="http://schemas.microsoft.com/office/word/2020/wordml/sdtdatahash" xmlns:w16se="http://schemas.microsoft.com/office/word/2015/wordml/symex" xmlns:wpg="http://schemas.microsoft.com/office/word/2010/wordprocessingGroup" xmlns:wpi="http://schemas.microsoft.com/office/word/2010/wordprocessingInk" xmlns:wne="http://schemas.microsoft.com/office/word/2006/wordml" xmlns:wps="http://schemas.microsoft.com/office/word/2010/wordprocessingShape" mc:Ignorable="w14 w15 w16se w16cid w16 w16cex w16sdtdh wp14">
   <w:sdt>
     <w:sdtPr>
       <w:id w:val="1998059384"/>
@@ -2571,7 +2683,7 @@
 </file>
 
 <file path=word/footer2.xml><?xml version="1.0" encoding="utf-8"?>
-<w:ftr xmlns:wpc="http://schemas.microsoft.com/office/word/2010/wordprocessingCanvas" xmlns:cx="http://schemas.microsoft.com/office/drawing/2014/chartex" xmlns:cx1="http://schemas.microsoft.com/office/drawing/2015/9/8/chartex" xmlns:cx2="http://schemas.microsoft.com/office/drawing/2015/10/21/chartex" xmlns:cx3="http://schemas.microsoft.com/office/drawing/2016/5/9/chartex" xmlns:cx4="http://schemas.microsoft.com/office/drawing/2016/5/10/chartex" xmlns:cx5="http://schemas.microsoft.com/office/drawing/2016/5/11/chartex" xmlns:cx6="http://schemas.microsoft.com/office/drawing/2016/5/12/chartex" xmlns:cx7="http://schemas.microsoft.com/office/drawing/2016/5/13/chartex" xmlns:cx8="http://schemas.microsoft.com/office/drawing/2016/5/14/chartex" xmlns:mc="http://schemas.openxmlformats.org/markup-compatibility/2006" xmlns:aink="http://schemas.microsoft.com/office/drawing/2016/ink" xmlns:am3d="http://schemas.microsoft.com/office/drawing/2017/model3d" xmlns:o="urn:schemas-microsoft-com:office:office" xmlns:oel="http://schemas.microsoft.com/office/2019/extlst" xmlns:r="http://schemas.openxmlformats.org/officeDocument/2006/relationships" xmlns:m="http://schemas.openxmlformats.org/officeDocument/2006/math" xmlns:v="urn:schemas-microsoft-com:vml" xmlns:wp14="http://schemas.microsoft.com/office/word/2010/wordprocessingDrawing" xmlns:wp="http://schemas.openxmlformats.org/drawingml/2006/wordprocessingDrawing" xmlns:w10="urn:schemas-microsoft-com:office:word" xmlns:w="http://schemas.openxmlformats.org/wordprocessingml/2006/main" xmlns:w14="http://schemas.microsoft.com/office/word/2010/wordml" xmlns:w15="http://schemas.microsoft.com/office/word/2012/wordml" xmlns:w16cex="http://schemas.microsoft.com/office/word/2018/wordml/cex" xmlns:w16cid="http://schemas.microsoft.com/office/word/2016/wordml/cid" xmlns:w16="http://schemas.microsoft.com/office/word/2018/wordml" xmlns:w16du="http://schemas.microsoft.com/office/word/2023/wordml/word16du" xmlns:w16sdtdh="http://schemas.microsoft.com/office/word/2020/wordml/sdtdatahash" xmlns:w16sdtfl="http://schemas.microsoft.com/office/word/2024/wordml/sdtformatlock" xmlns:w16se="http://schemas.microsoft.com/office/word/2015/wordml/symex" xmlns:wpg="http://schemas.microsoft.com/office/word/2010/wordprocessingGroup" xmlns:wpi="http://schemas.microsoft.com/office/word/2010/wordprocessingInk" xmlns:wne="http://schemas.microsoft.com/office/word/2006/wordml" xmlns:wps="http://schemas.microsoft.com/office/word/2010/wordprocessingShape" mc:Ignorable="w14 w15 w16se w16cid w16 w16cex w16sdtdh w16sdtfl w16du wp14">
+<w:ftr xmlns:wpc="http://schemas.microsoft.com/office/word/2010/wordprocessingCanvas" xmlns:cx="http://schemas.microsoft.com/office/drawing/2014/chartex" xmlns:cx1="http://schemas.microsoft.com/office/drawing/2015/9/8/chartex" xmlns:cx2="http://schemas.microsoft.com/office/drawing/2015/10/21/chartex" xmlns:cx3="http://schemas.microsoft.com/office/drawing/2016/5/9/chartex" xmlns:cx4="http://schemas.microsoft.com/office/drawing/2016/5/10/chartex" xmlns:cx5="http://schemas.microsoft.com/office/drawing/2016/5/11/chartex" xmlns:cx6="http://schemas.microsoft.com/office/drawing/2016/5/12/chartex" xmlns:cx7="http://schemas.microsoft.com/office/drawing/2016/5/13/chartex" xmlns:cx8="http://schemas.microsoft.com/office/drawing/2016/5/14/chartex" xmlns:mc="http://schemas.openxmlformats.org/markup-compatibility/2006" xmlns:aink="http://schemas.microsoft.com/office/drawing/2016/ink" xmlns:am3d="http://schemas.microsoft.com/office/drawing/2017/model3d" xmlns:o="urn:schemas-microsoft-com:office:office" xmlns:r="http://schemas.openxmlformats.org/officeDocument/2006/relationships" xmlns:m="http://schemas.openxmlformats.org/officeDocument/2006/math" xmlns:v="urn:schemas-microsoft-com:vml" xmlns:wp14="http://schemas.microsoft.com/office/word/2010/wordprocessingDrawing" xmlns:wp="http://schemas.openxmlformats.org/drawingml/2006/wordprocessingDrawing" xmlns:w10="urn:schemas-microsoft-com:office:word" xmlns:w="http://schemas.openxmlformats.org/wordprocessingml/2006/main" xmlns:w14="http://schemas.microsoft.com/office/word/2010/wordml" xmlns:w15="http://schemas.microsoft.com/office/word/2012/wordml" xmlns:w16cex="http://schemas.microsoft.com/office/word/2018/wordml/cex" xmlns:w16cid="http://schemas.microsoft.com/office/word/2016/wordml/cid" xmlns:w16="http://schemas.microsoft.com/office/word/2018/wordml" xmlns:w16sdtdh="http://schemas.microsoft.com/office/word/2020/wordml/sdtdatahash" xmlns:w16se="http://schemas.microsoft.com/office/word/2015/wordml/symex" xmlns:wpg="http://schemas.microsoft.com/office/word/2010/wordprocessingGroup" xmlns:wpi="http://schemas.microsoft.com/office/word/2010/wordprocessingInk" xmlns:wne="http://schemas.microsoft.com/office/word/2006/wordml" xmlns:wps="http://schemas.microsoft.com/office/word/2010/wordprocessingShape" mc:Ignorable="w14 w15 w16se w16cid w16 w16cex w16sdtdh wp14">
   <w:p>
     <w:pPr>
       <w:pStyle w:val="a8"/>
@@ -2588,7 +2700,7 @@
 </file>
 
 <file path=word/footer3.xml><?xml version="1.0" encoding="utf-8"?>
-<w:ftr xmlns:wpc="http://schemas.microsoft.com/office/word/2010/wordprocessingCanvas" xmlns:cx="http://schemas.microsoft.com/office/drawing/2014/chartex" xmlns:cx1="http://schemas.microsoft.com/office/drawing/2015/9/8/chartex" xmlns:cx2="http://schemas.microsoft.com/office/drawing/2015/10/21/chartex" xmlns:cx3="http://schemas.microsoft.com/office/drawing/2016/5/9/chartex" xmlns:cx4="http://schemas.microsoft.com/office/drawing/2016/5/10/chartex" xmlns:cx5="http://schemas.microsoft.com/office/drawing/2016/5/11/chartex" xmlns:cx6="http://schemas.microsoft.com/office/drawing/2016/5/12/chartex" xmlns:cx7="http://schemas.microsoft.com/office/drawing/2016/5/13/chartex" xmlns:cx8="http://schemas.microsoft.com/office/drawing/2016/5/14/chartex" xmlns:mc="http://schemas.openxmlformats.org/markup-compatibility/2006" xmlns:aink="http://schemas.microsoft.com/office/drawing/2016/ink" xmlns:am3d="http://schemas.microsoft.com/office/drawing/2017/model3d" xmlns:o="urn:schemas-microsoft-com:office:office" xmlns:oel="http://schemas.microsoft.com/office/2019/extlst" xmlns:r="http://schemas.openxmlformats.org/officeDocument/2006/relationships" xmlns:m="http://schemas.openxmlformats.org/officeDocument/2006/math" xmlns:v="urn:schemas-microsoft-com:vml" xmlns:wp14="http://schemas.microsoft.com/office/word/2010/wordprocessingDrawing" xmlns:wp="http://schemas.openxmlformats.org/drawingml/2006/wordprocessingDrawing" xmlns:w10="urn:schemas-microsoft-com:office:word" xmlns:w="http://schemas.openxmlformats.org/wordprocessingml/2006/main" xmlns:w14="http://schemas.microsoft.com/office/word/2010/wordml" xmlns:w15="http://schemas.microsoft.com/office/word/2012/wordml" xmlns:w16cex="http://schemas.microsoft.com/office/word/2018/wordml/cex" xmlns:w16cid="http://schemas.microsoft.com/office/word/2016/wordml/cid" xmlns:w16="http://schemas.microsoft.com/office/word/2018/wordml" xmlns:w16du="http://schemas.microsoft.com/office/word/2023/wordml/word16du" xmlns:w16sdtdh="http://schemas.microsoft.com/office/word/2020/wordml/sdtdatahash" xmlns:w16sdtfl="http://schemas.microsoft.com/office/word/2024/wordml/sdtformatlock" xmlns:w16se="http://schemas.microsoft.com/office/word/2015/wordml/symex" xmlns:wpg="http://schemas.microsoft.com/office/word/2010/wordprocessingGroup" xmlns:wpi="http://schemas.microsoft.com/office/word/2010/wordprocessingInk" xmlns:wne="http://schemas.microsoft.com/office/word/2006/wordml" xmlns:wps="http://schemas.microsoft.com/office/word/2010/wordprocessingShape" mc:Ignorable="w14 w15 w16se w16cid w16 w16cex w16sdtdh w16sdtfl w16du wp14">
+<w:ftr xmlns:wpc="http://schemas.microsoft.com/office/word/2010/wordprocessingCanvas" xmlns:cx="http://schemas.microsoft.com/office/drawing/2014/chartex" xmlns:cx1="http://schemas.microsoft.com/office/drawing/2015/9/8/chartex" xmlns:cx2="http://schemas.microsoft.com/office/drawing/2015/10/21/chartex" xmlns:cx3="http://schemas.microsoft.com/office/drawing/2016/5/9/chartex" xmlns:cx4="http://schemas.microsoft.com/office/drawing/2016/5/10/chartex" xmlns:cx5="http://schemas.microsoft.com/office/drawing/2016/5/11/chartex" xmlns:cx6="http://schemas.microsoft.com/office/drawing/2016/5/12/chartex" xmlns:cx7="http://schemas.microsoft.com/office/drawing/2016/5/13/chartex" xmlns:cx8="http://schemas.microsoft.com/office/drawing/2016/5/14/chartex" xmlns:mc="http://schemas.openxmlformats.org/markup-compatibility/2006" xmlns:aink="http://schemas.microsoft.com/office/drawing/2016/ink" xmlns:am3d="http://schemas.microsoft.com/office/drawing/2017/model3d" xmlns:o="urn:schemas-microsoft-com:office:office" xmlns:r="http://schemas.openxmlformats.org/officeDocument/2006/relationships" xmlns:m="http://schemas.openxmlformats.org/officeDocument/2006/math" xmlns:v="urn:schemas-microsoft-com:vml" xmlns:wp14="http://schemas.microsoft.com/office/word/2010/wordprocessingDrawing" xmlns:wp="http://schemas.openxmlformats.org/drawingml/2006/wordprocessingDrawing" xmlns:w10="urn:schemas-microsoft-com:office:word" xmlns:w="http://schemas.openxmlformats.org/wordprocessingml/2006/main" xmlns:w14="http://schemas.microsoft.com/office/word/2010/wordml" xmlns:w15="http://schemas.microsoft.com/office/word/2012/wordml" xmlns:w16cex="http://schemas.microsoft.com/office/word/2018/wordml/cex" xmlns:w16cid="http://schemas.microsoft.com/office/word/2016/wordml/cid" xmlns:w16="http://schemas.microsoft.com/office/word/2018/wordml" xmlns:w16sdtdh="http://schemas.microsoft.com/office/word/2020/wordml/sdtdatahash" xmlns:w16se="http://schemas.microsoft.com/office/word/2015/wordml/symex" xmlns:wpg="http://schemas.microsoft.com/office/word/2010/wordprocessingGroup" xmlns:wpi="http://schemas.microsoft.com/office/word/2010/wordprocessingInk" xmlns:wne="http://schemas.microsoft.com/office/word/2006/wordml" xmlns:wps="http://schemas.microsoft.com/office/word/2010/wordprocessingShape" mc:Ignorable="w14 w15 w16se w16cid w16 w16cex w16sdtdh wp14">
   <w:p>
     <w:pPr>
       <w:pStyle w:val="a8"/>
@@ -2608,7 +2720,7 @@
 </file>
 
 <file path=word/footer4.xml><?xml version="1.0" encoding="utf-8"?>
-<w:ftr xmlns:wpc="http://schemas.microsoft.com/office/word/2010/wordprocessingCanvas" xmlns:cx="http://schemas.microsoft.com/office/drawing/2014/chartex" xmlns:cx1="http://schemas.microsoft.com/office/drawing/2015/9/8/chartex" xmlns:cx2="http://schemas.microsoft.com/office/drawing/2015/10/21/chartex" xmlns:cx3="http://schemas.microsoft.com/office/drawing/2016/5/9/chartex" xmlns:cx4="http://schemas.microsoft.com/office/drawing/2016/5/10/chartex" xmlns:cx5="http://schemas.microsoft.com/office/drawing/2016/5/11/chartex" xmlns:cx6="http://schemas.microsoft.com/office/drawing/2016/5/12/chartex" xmlns:cx7="http://schemas.microsoft.com/office/drawing/2016/5/13/chartex" xmlns:cx8="http://schemas.microsoft.com/office/drawing/2016/5/14/chartex" xmlns:mc="http://schemas.openxmlformats.org/markup-compatibility/2006" xmlns:aink="http://schemas.microsoft.com/office/drawing/2016/ink" xmlns:am3d="http://schemas.microsoft.com/office/drawing/2017/model3d" xmlns:o="urn:schemas-microsoft-com:office:office" xmlns:oel="http://schemas.microsoft.com/office/2019/extlst" xmlns:r="http://schemas.openxmlformats.org/officeDocument/2006/relationships" xmlns:m="http://schemas.openxmlformats.org/officeDocument/2006/math" xmlns:v="urn:schemas-microsoft-com:vml" xmlns:wp14="http://schemas.microsoft.com/office/word/2010/wordprocessingDrawing" xmlns:wp="http://schemas.openxmlformats.org/drawingml/2006/wordprocessingDrawing" xmlns:w10="urn:schemas-microsoft-com:office:word" xmlns:w="http://schemas.openxmlformats.org/wordprocessingml/2006/main" xmlns:w14="http://schemas.microsoft.com/office/word/2010/wordml" xmlns:w15="http://schemas.microsoft.com/office/word/2012/wordml" xmlns:w16cex="http://schemas.microsoft.com/office/word/2018/wordml/cex" xmlns:w16cid="http://schemas.microsoft.com/office/word/2016/wordml/cid" xmlns:w16="http://schemas.microsoft.com/office/word/2018/wordml" xmlns:w16du="http://schemas.microsoft.com/office/word/2023/wordml/word16du" xmlns:w16sdtdh="http://schemas.microsoft.com/office/word/2020/wordml/sdtdatahash" xmlns:w16sdtfl="http://schemas.microsoft.com/office/word/2024/wordml/sdtformatlock" xmlns:w16se="http://schemas.microsoft.com/office/word/2015/wordml/symex" xmlns:wpg="http://schemas.microsoft.com/office/word/2010/wordprocessingGroup" xmlns:wpi="http://schemas.microsoft.com/office/word/2010/wordprocessingInk" xmlns:wne="http://schemas.microsoft.com/office/word/2006/wordml" xmlns:wps="http://schemas.microsoft.com/office/word/2010/wordprocessingShape" mc:Ignorable="w14 w15 w16se w16cid w16 w16cex w16sdtdh w16sdtfl w16du wp14">
+<w:ftr xmlns:wpc="http://schemas.microsoft.com/office/word/2010/wordprocessingCanvas" xmlns:cx="http://schemas.microsoft.com/office/drawing/2014/chartex" xmlns:cx1="http://schemas.microsoft.com/office/drawing/2015/9/8/chartex" xmlns:cx2="http://schemas.microsoft.com/office/drawing/2015/10/21/chartex" xmlns:cx3="http://schemas.microsoft.com/office/drawing/2016/5/9/chartex" xmlns:cx4="http://schemas.microsoft.com/office/drawing/2016/5/10/chartex" xmlns:cx5="http://schemas.microsoft.com/office/drawing/2016/5/11/chartex" xmlns:cx6="http://schemas.microsoft.com/office/drawing/2016/5/12/chartex" xmlns:cx7="http://schemas.microsoft.com/office/drawing/2016/5/13/chartex" xmlns:cx8="http://schemas.microsoft.com/office/drawing/2016/5/14/chartex" xmlns:mc="http://schemas.openxmlformats.org/markup-compatibility/2006" xmlns:aink="http://schemas.microsoft.com/office/drawing/2016/ink" xmlns:am3d="http://schemas.microsoft.com/office/drawing/2017/model3d" xmlns:o="urn:schemas-microsoft-com:office:office" xmlns:r="http://schemas.openxmlformats.org/officeDocument/2006/relationships" xmlns:m="http://schemas.openxmlformats.org/officeDocument/2006/math" xmlns:v="urn:schemas-microsoft-com:vml" xmlns:wp14="http://schemas.microsoft.com/office/word/2010/wordprocessingDrawing" xmlns:wp="http://schemas.openxmlformats.org/drawingml/2006/wordprocessingDrawing" xmlns:w10="urn:schemas-microsoft-com:office:word" xmlns:w="http://schemas.openxmlformats.org/wordprocessingml/2006/main" xmlns:w14="http://schemas.microsoft.com/office/word/2010/wordml" xmlns:w15="http://schemas.microsoft.com/office/word/2012/wordml" xmlns:w16cex="http://schemas.microsoft.com/office/word/2018/wordml/cex" xmlns:w16cid="http://schemas.microsoft.com/office/word/2016/wordml/cid" xmlns:w16="http://schemas.microsoft.com/office/word/2018/wordml" xmlns:w16sdtdh="http://schemas.microsoft.com/office/word/2020/wordml/sdtdatahash" xmlns:w16se="http://schemas.microsoft.com/office/word/2015/wordml/symex" xmlns:wpg="http://schemas.microsoft.com/office/word/2010/wordprocessingGroup" xmlns:wpi="http://schemas.microsoft.com/office/word/2010/wordprocessingInk" xmlns:wne="http://schemas.microsoft.com/office/word/2006/wordml" xmlns:wps="http://schemas.microsoft.com/office/word/2010/wordprocessingShape" mc:Ignorable="w14 w15 w16se w16cid w16 w16cex w16sdtdh wp14">
   <w:sdt>
     <w:sdtPr>
       <w:id w:val="-1413088177"/>
@@ -2651,7 +2763,7 @@
 </file>
 
 <file path=word/footer5.xml><?xml version="1.0" encoding="utf-8"?>
-<w:ftr xmlns:wpc="http://schemas.microsoft.com/office/word/2010/wordprocessingCanvas" xmlns:cx="http://schemas.microsoft.com/office/drawing/2014/chartex" xmlns:cx1="http://schemas.microsoft.com/office/drawing/2015/9/8/chartex" xmlns:cx2="http://schemas.microsoft.com/office/drawing/2015/10/21/chartex" xmlns:cx3="http://schemas.microsoft.com/office/drawing/2016/5/9/chartex" xmlns:cx4="http://schemas.microsoft.com/office/drawing/2016/5/10/chartex" xmlns:cx5="http://schemas.microsoft.com/office/drawing/2016/5/11/chartex" xmlns:cx6="http://schemas.microsoft.com/office/drawing/2016/5/12/chartex" xmlns:cx7="http://schemas.microsoft.com/office/drawing/2016/5/13/chartex" xmlns:cx8="http://schemas.microsoft.com/office/drawing/2016/5/14/chartex" xmlns:mc="http://schemas.openxmlformats.org/markup-compatibility/2006" xmlns:aink="http://schemas.microsoft.com/office/drawing/2016/ink" xmlns:am3d="http://schemas.microsoft.com/office/drawing/2017/model3d" xmlns:o="urn:schemas-microsoft-com:office:office" xmlns:oel="http://schemas.microsoft.com/office/2019/extlst" xmlns:r="http://schemas.openxmlformats.org/officeDocument/2006/relationships" xmlns:m="http://schemas.openxmlformats.org/officeDocument/2006/math" xmlns:v="urn:schemas-microsoft-com:vml" xmlns:wp14="http://schemas.microsoft.com/office/word/2010/wordprocessingDrawing" xmlns:wp="http://schemas.openxmlformats.org/drawingml/2006/wordprocessingDrawing" xmlns:w10="urn:schemas-microsoft-com:office:word" xmlns:w="http://schemas.openxmlformats.org/wordprocessingml/2006/main" xmlns:w14="http://schemas.microsoft.com/office/word/2010/wordml" xmlns:w15="http://schemas.microsoft.com/office/word/2012/wordml" xmlns:w16cex="http://schemas.microsoft.com/office/word/2018/wordml/cex" xmlns:w16cid="http://schemas.microsoft.com/office/word/2016/wordml/cid" xmlns:w16="http://schemas.microsoft.com/office/word/2018/wordml" xmlns:w16du="http://schemas.microsoft.com/office/word/2023/wordml/word16du" xmlns:w16sdtdh="http://schemas.microsoft.com/office/word/2020/wordml/sdtdatahash" xmlns:w16sdtfl="http://schemas.microsoft.com/office/word/2024/wordml/sdtformatlock" xmlns:w16se="http://schemas.microsoft.com/office/word/2015/wordml/symex" xmlns:wpg="http://schemas.microsoft.com/office/word/2010/wordprocessingGroup" xmlns:wpi="http://schemas.microsoft.com/office/word/2010/wordprocessingInk" xmlns:wne="http://schemas.microsoft.com/office/word/2006/wordml" xmlns:wps="http://schemas.microsoft.com/office/word/2010/wordprocessingShape" mc:Ignorable="w14 w15 w16se w16cid w16 w16cex w16sdtdh w16sdtfl w16du wp14">
+<w:ftr xmlns:wpc="http://schemas.microsoft.com/office/word/2010/wordprocessingCanvas" xmlns:cx="http://schemas.microsoft.com/office/drawing/2014/chartex" xmlns:cx1="http://schemas.microsoft.com/office/drawing/2015/9/8/chartex" xmlns:cx2="http://schemas.microsoft.com/office/drawing/2015/10/21/chartex" xmlns:cx3="http://schemas.microsoft.com/office/drawing/2016/5/9/chartex" xmlns:cx4="http://schemas.microsoft.com/office/drawing/2016/5/10/chartex" xmlns:cx5="http://schemas.microsoft.com/office/drawing/2016/5/11/chartex" xmlns:cx6="http://schemas.microsoft.com/office/drawing/2016/5/12/chartex" xmlns:cx7="http://schemas.microsoft.com/office/drawing/2016/5/13/chartex" xmlns:cx8="http://schemas.microsoft.com/office/drawing/2016/5/14/chartex" xmlns:mc="http://schemas.openxmlformats.org/markup-compatibility/2006" xmlns:aink="http://schemas.microsoft.com/office/drawing/2016/ink" xmlns:am3d="http://schemas.microsoft.com/office/drawing/2017/model3d" xmlns:o="urn:schemas-microsoft-com:office:office" xmlns:r="http://schemas.openxmlformats.org/officeDocument/2006/relationships" xmlns:m="http://schemas.openxmlformats.org/officeDocument/2006/math" xmlns:v="urn:schemas-microsoft-com:vml" xmlns:wp14="http://schemas.microsoft.com/office/word/2010/wordprocessingDrawing" xmlns:wp="http://schemas.openxmlformats.org/drawingml/2006/wordprocessingDrawing" xmlns:w10="urn:schemas-microsoft-com:office:word" xmlns:w="http://schemas.openxmlformats.org/wordprocessingml/2006/main" xmlns:w14="http://schemas.microsoft.com/office/word/2010/wordml" xmlns:w15="http://schemas.microsoft.com/office/word/2012/wordml" xmlns:w16cex="http://schemas.microsoft.com/office/word/2018/wordml/cex" xmlns:w16cid="http://schemas.microsoft.com/office/word/2016/wordml/cid" xmlns:w16="http://schemas.microsoft.com/office/word/2018/wordml" xmlns:w16sdtdh="http://schemas.microsoft.com/office/word/2020/wordml/sdtdatahash" xmlns:w16se="http://schemas.microsoft.com/office/word/2015/wordml/symex" xmlns:wpg="http://schemas.microsoft.com/office/word/2010/wordprocessingGroup" xmlns:wpi="http://schemas.microsoft.com/office/word/2010/wordprocessingInk" xmlns:wne="http://schemas.microsoft.com/office/word/2006/wordml" xmlns:wps="http://schemas.microsoft.com/office/word/2010/wordprocessingShape" mc:Ignorable="w14 w15 w16se w16cid w16 w16cex w16sdtdh wp14">
   <w:p>
     <w:pPr>
       <w:pStyle w:val="a8"/>
@@ -2671,7 +2783,7 @@
 </file>
 
 <file path=word/footer6.xml><?xml version="1.0" encoding="utf-8"?>
-<w:ftr xmlns:wpc="http://schemas.microsoft.com/office/word/2010/wordprocessingCanvas" xmlns:cx="http://schemas.microsoft.com/office/drawing/2014/chartex" xmlns:cx1="http://schemas.microsoft.com/office/drawing/2015/9/8/chartex" xmlns:cx2="http://schemas.microsoft.com/office/drawing/2015/10/21/chartex" xmlns:cx3="http://schemas.microsoft.com/office/drawing/2016/5/9/chartex" xmlns:cx4="http://schemas.microsoft.com/office/drawing/2016/5/10/chartex" xmlns:cx5="http://schemas.microsoft.com/office/drawing/2016/5/11/chartex" xmlns:cx6="http://schemas.microsoft.com/office/drawing/2016/5/12/chartex" xmlns:cx7="http://schemas.microsoft.com/office/drawing/2016/5/13/chartex" xmlns:cx8="http://schemas.microsoft.com/office/drawing/2016/5/14/chartex" xmlns:mc="http://schemas.openxmlformats.org/markup-compatibility/2006" xmlns:aink="http://schemas.microsoft.com/office/drawing/2016/ink" xmlns:am3d="http://schemas.microsoft.com/office/drawing/2017/model3d" xmlns:o="urn:schemas-microsoft-com:office:office" xmlns:oel="http://schemas.microsoft.com/office/2019/extlst" xmlns:r="http://schemas.openxmlformats.org/officeDocument/2006/relationships" xmlns:m="http://schemas.openxmlformats.org/officeDocument/2006/math" xmlns:v="urn:schemas-microsoft-com:vml" xmlns:wp14="http://schemas.microsoft.com/office/word/2010/wordprocessingDrawing" xmlns:wp="http://schemas.openxmlformats.org/drawingml/2006/wordprocessingDrawing" xmlns:w10="urn:schemas-microsoft-com:office:word" xmlns:w="http://schemas.openxmlformats.org/wordprocessingml/2006/main" xmlns:w14="http://schemas.microsoft.com/office/word/2010/wordml" xmlns:w15="http://schemas.microsoft.com/office/word/2012/wordml" xmlns:w16cex="http://schemas.microsoft.com/office/word/2018/wordml/cex" xmlns:w16cid="http://schemas.microsoft.com/office/word/2016/wordml/cid" xmlns:w16="http://schemas.microsoft.com/office/word/2018/wordml" xmlns:w16du="http://schemas.microsoft.com/office/word/2023/wordml/word16du" xmlns:w16sdtdh="http://schemas.microsoft.com/office/word/2020/wordml/sdtdatahash" xmlns:w16sdtfl="http://schemas.microsoft.com/office/word/2024/wordml/sdtformatlock" xmlns:w16se="http://schemas.microsoft.com/office/word/2015/wordml/symex" xmlns:wpg="http://schemas.microsoft.com/office/word/2010/wordprocessingGroup" xmlns:wpi="http://schemas.microsoft.com/office/word/2010/wordprocessingInk" xmlns:wne="http://schemas.microsoft.com/office/word/2006/wordml" xmlns:wps="http://schemas.microsoft.com/office/word/2010/wordprocessingShape" mc:Ignorable="w14 w15 w16se w16cid w16 w16cex w16sdtdh w16sdtfl w16du wp14">
+<w:ftr xmlns:wpc="http://schemas.microsoft.com/office/word/2010/wordprocessingCanvas" xmlns:cx="http://schemas.microsoft.com/office/drawing/2014/chartex" xmlns:cx1="http://schemas.microsoft.com/office/drawing/2015/9/8/chartex" xmlns:cx2="http://schemas.microsoft.com/office/drawing/2015/10/21/chartex" xmlns:cx3="http://schemas.microsoft.com/office/drawing/2016/5/9/chartex" xmlns:cx4="http://schemas.microsoft.com/office/drawing/2016/5/10/chartex" xmlns:cx5="http://schemas.microsoft.com/office/drawing/2016/5/11/chartex" xmlns:cx6="http://schemas.microsoft.com/office/drawing/2016/5/12/chartex" xmlns:cx7="http://schemas.microsoft.com/office/drawing/2016/5/13/chartex" xmlns:cx8="http://schemas.microsoft.com/office/drawing/2016/5/14/chartex" xmlns:mc="http://schemas.openxmlformats.org/markup-compatibility/2006" xmlns:aink="http://schemas.microsoft.com/office/drawing/2016/ink" xmlns:am3d="http://schemas.microsoft.com/office/drawing/2017/model3d" xmlns:o="urn:schemas-microsoft-com:office:office" xmlns:r="http://schemas.openxmlformats.org/officeDocument/2006/relationships" xmlns:m="http://schemas.openxmlformats.org/officeDocument/2006/math" xmlns:v="urn:schemas-microsoft-com:vml" xmlns:wp14="http://schemas.microsoft.com/office/word/2010/wordprocessingDrawing" xmlns:wp="http://schemas.openxmlformats.org/drawingml/2006/wordprocessingDrawing" xmlns:w10="urn:schemas-microsoft-com:office:word" xmlns:w="http://schemas.openxmlformats.org/wordprocessingml/2006/main" xmlns:w14="http://schemas.microsoft.com/office/word/2010/wordml" xmlns:w15="http://schemas.microsoft.com/office/word/2012/wordml" xmlns:w16cex="http://schemas.microsoft.com/office/word/2018/wordml/cex" xmlns:w16cid="http://schemas.microsoft.com/office/word/2016/wordml/cid" xmlns:w16="http://schemas.microsoft.com/office/word/2018/wordml" xmlns:w16sdtdh="http://schemas.microsoft.com/office/word/2020/wordml/sdtdatahash" xmlns:w16se="http://schemas.microsoft.com/office/word/2015/wordml/symex" xmlns:wpg="http://schemas.microsoft.com/office/word/2010/wordprocessingGroup" xmlns:wpi="http://schemas.microsoft.com/office/word/2010/wordprocessingInk" xmlns:wne="http://schemas.microsoft.com/office/word/2006/wordml" xmlns:wps="http://schemas.microsoft.com/office/word/2010/wordprocessingShape" mc:Ignorable="w14 w15 w16se w16cid w16 w16cex w16sdtdh wp14">
   <w:sdt>
     <w:sdtPr>
       <w:id w:val="-1039117133"/>
@@ -2714,10 +2826,10 @@
 </file>
 
 <file path=word/footer7.xml><?xml version="1.0" encoding="utf-8"?>
-<w:ftr xmlns:wpc="http://schemas.microsoft.com/office/word/2010/wordprocessingCanvas" xmlns:cx="http://schemas.microsoft.com/office/drawing/2014/chartex" xmlns:cx1="http://schemas.microsoft.com/office/drawing/2015/9/8/chartex" xmlns:cx2="http://schemas.microsoft.com/office/drawing/2015/10/21/chartex" xmlns:cx3="http://schemas.microsoft.com/office/drawing/2016/5/9/chartex" xmlns:cx4="http://schemas.microsoft.com/office/drawing/2016/5/10/chartex" xmlns:cx5="http://schemas.microsoft.com/office/drawing/2016/5/11/chartex" xmlns:cx6="http://schemas.microsoft.com/office/drawing/2016/5/12/chartex" xmlns:cx7="http://schemas.microsoft.com/office/drawing/2016/5/13/chartex" xmlns:cx8="http://schemas.microsoft.com/office/drawing/2016/5/14/chartex" xmlns:mc="http://schemas.openxmlformats.org/markup-compatibility/2006" xmlns:aink="http://schemas.microsoft.com/office/drawing/2016/ink" xmlns:am3d="http://schemas.microsoft.com/office/drawing/2017/model3d" xmlns:o="urn:schemas-microsoft-com:office:office" xmlns:oel="http://schemas.microsoft.com/office/2019/extlst" xmlns:r="http://schemas.openxmlformats.org/officeDocument/2006/relationships" xmlns:m="http://schemas.openxmlformats.org/officeDocument/2006/math" xmlns:v="urn:schemas-microsoft-com:vml" xmlns:wp14="http://schemas.microsoft.com/office/word/2010/wordprocessingDrawing" xmlns:wp="http://schemas.openxmlformats.org/drawingml/2006/wordprocessingDrawing" xmlns:w10="urn:schemas-microsoft-com:office:word" xmlns:w="http://schemas.openxmlformats.org/wordprocessingml/2006/main" xmlns:w14="http://schemas.microsoft.com/office/word/2010/wordml" xmlns:w15="http://schemas.microsoft.com/office/word/2012/wordml" xmlns:w16cex="http://schemas.microsoft.com/office/word/2018/wordml/cex" xmlns:w16cid="http://schemas.microsoft.com/office/word/2016/wordml/cid" xmlns:w16="http://schemas.microsoft.com/office/word/2018/wordml" xmlns:w16du="http://schemas.microsoft.com/office/word/2023/wordml/word16du" xmlns:w16sdtdh="http://schemas.microsoft.com/office/word/2020/wordml/sdtdatahash" xmlns:w16sdtfl="http://schemas.microsoft.com/office/word/2024/wordml/sdtformatlock" xmlns:w16se="http://schemas.microsoft.com/office/word/2015/wordml/symex" xmlns:wpg="http://schemas.microsoft.com/office/word/2010/wordprocessingGroup" xmlns:wpi="http://schemas.microsoft.com/office/word/2010/wordprocessingInk" xmlns:wne="http://schemas.microsoft.com/office/word/2006/wordml" xmlns:wps="http://schemas.microsoft.com/office/word/2010/wordprocessingShape" mc:Ignorable="w14 w15 w16se w16cid w16 w16cex w16sdtdh w16sdtfl w16du wp14">
+<w:ftr xmlns:wpc="http://schemas.microsoft.com/office/word/2010/wordprocessingCanvas" xmlns:cx="http://schemas.microsoft.com/office/drawing/2014/chartex" xmlns:cx1="http://schemas.microsoft.com/office/drawing/2015/9/8/chartex" xmlns:cx2="http://schemas.microsoft.com/office/drawing/2015/10/21/chartex" xmlns:cx3="http://schemas.microsoft.com/office/drawing/2016/5/9/chartex" xmlns:cx4="http://schemas.microsoft.com/office/drawing/2016/5/10/chartex" xmlns:cx5="http://schemas.microsoft.com/office/drawing/2016/5/11/chartex" xmlns:cx6="http://schemas.microsoft.com/office/drawing/2016/5/12/chartex" xmlns:cx7="http://schemas.microsoft.com/office/drawing/2016/5/13/chartex" xmlns:cx8="http://schemas.microsoft.com/office/drawing/2016/5/14/chartex" xmlns:mc="http://schemas.openxmlformats.org/markup-compatibility/2006" xmlns:aink="http://schemas.microsoft.com/office/drawing/2016/ink" xmlns:am3d="http://schemas.microsoft.com/office/drawing/2017/model3d" xmlns:o="urn:schemas-microsoft-com:office:office" xmlns:r="http://schemas.openxmlformats.org/officeDocument/2006/relationships" xmlns:m="http://schemas.openxmlformats.org/officeDocument/2006/math" xmlns:v="urn:schemas-microsoft-com:vml" xmlns:wp14="http://schemas.microsoft.com/office/word/2010/wordprocessingDrawing" xmlns:wp="http://schemas.openxmlformats.org/drawingml/2006/wordprocessingDrawing" xmlns:w10="urn:schemas-microsoft-com:office:word" xmlns:w="http://schemas.openxmlformats.org/wordprocessingml/2006/main" xmlns:w14="http://schemas.microsoft.com/office/word/2010/wordml" xmlns:w15="http://schemas.microsoft.com/office/word/2012/wordml" xmlns:w16cex="http://schemas.microsoft.com/office/word/2018/wordml/cex" xmlns:w16cid="http://schemas.microsoft.com/office/word/2016/wordml/cid" xmlns:w16="http://schemas.microsoft.com/office/word/2018/wordml" xmlns:w16sdtdh="http://schemas.microsoft.com/office/word/2020/wordml/sdtdatahash" xmlns:w16se="http://schemas.microsoft.com/office/word/2015/wordml/symex" xmlns:wpg="http://schemas.microsoft.com/office/word/2010/wordprocessingGroup" xmlns:wpi="http://schemas.microsoft.com/office/word/2010/wordprocessingInk" xmlns:wne="http://schemas.microsoft.com/office/word/2006/wordml" xmlns:wps="http://schemas.microsoft.com/office/word/2010/wordprocessingShape" mc:Ignorable="w14 w15 w16se w16cid w16 w16cex w16sdtdh wp14">
   <w:sdt>
     <w:sdtPr>
-      <w:id w:val="-1506438286"/>
+      <w:id w:val="-1040578737"/>
       <w:docPartObj>
         <w:docPartGallery w:val="Page Numbers (Bottom of Page)"/>
         <w:docPartUnique/>
@@ -2756,8 +2868,137 @@
 </w:ftr>
 </file>
 
+<file path=word/footer8.xml><?xml version="1.0" encoding="utf-8"?>
+<w:ftr xmlns:wpc="http://schemas.microsoft.com/office/word/2010/wordprocessingCanvas" xmlns:cx="http://schemas.microsoft.com/office/drawing/2014/chartex" xmlns:cx1="http://schemas.microsoft.com/office/drawing/2015/9/8/chartex" xmlns:cx2="http://schemas.microsoft.com/office/drawing/2015/10/21/chartex" xmlns:cx3="http://schemas.microsoft.com/office/drawing/2016/5/9/chartex" xmlns:cx4="http://schemas.microsoft.com/office/drawing/2016/5/10/chartex" xmlns:cx5="http://schemas.microsoft.com/office/drawing/2016/5/11/chartex" xmlns:cx6="http://schemas.microsoft.com/office/drawing/2016/5/12/chartex" xmlns:cx7="http://schemas.microsoft.com/office/drawing/2016/5/13/chartex" xmlns:cx8="http://schemas.microsoft.com/office/drawing/2016/5/14/chartex" xmlns:mc="http://schemas.openxmlformats.org/markup-compatibility/2006" xmlns:aink="http://schemas.microsoft.com/office/drawing/2016/ink" xmlns:am3d="http://schemas.microsoft.com/office/drawing/2017/model3d" xmlns:o="urn:schemas-microsoft-com:office:office" xmlns:r="http://schemas.openxmlformats.org/officeDocument/2006/relationships" xmlns:m="http://schemas.openxmlformats.org/officeDocument/2006/math" xmlns:v="urn:schemas-microsoft-com:vml" xmlns:wp14="http://schemas.microsoft.com/office/word/2010/wordprocessingDrawing" xmlns:wp="http://schemas.openxmlformats.org/drawingml/2006/wordprocessingDrawing" xmlns:w10="urn:schemas-microsoft-com:office:word" xmlns:w="http://schemas.openxmlformats.org/wordprocessingml/2006/main" xmlns:w14="http://schemas.microsoft.com/office/word/2010/wordml" xmlns:w15="http://schemas.microsoft.com/office/word/2012/wordml" xmlns:w16cex="http://schemas.microsoft.com/office/word/2018/wordml/cex" xmlns:w16cid="http://schemas.microsoft.com/office/word/2016/wordml/cid" xmlns:w16="http://schemas.microsoft.com/office/word/2018/wordml" xmlns:w16sdtdh="http://schemas.microsoft.com/office/word/2020/wordml/sdtdatahash" xmlns:w16se="http://schemas.microsoft.com/office/word/2015/wordml/symex" xmlns:wpg="http://schemas.microsoft.com/office/word/2010/wordprocessingGroup" xmlns:wpi="http://schemas.microsoft.com/office/word/2010/wordprocessingInk" xmlns:wne="http://schemas.microsoft.com/office/word/2006/wordml" xmlns:wps="http://schemas.microsoft.com/office/word/2010/wordprocessingShape" mc:Ignorable="w14 w15 w16se w16cid w16 w16cex w16sdtdh wp14">
+  <w:sdt>
+    <w:sdtPr>
+      <w:id w:val="-1506438286"/>
+      <w:docPartObj>
+        <w:docPartGallery w:val="Page Numbers (Bottom of Page)"/>
+        <w:docPartUnique/>
+      </w:docPartObj>
+    </w:sdtPr>
+    <w:sdtEndPr/>
+    <w:sdtContent>
+      <w:p>
+        <w:pPr>
+          <w:pStyle w:val="a8"/>
+          <w:jc w:val="right"/>
+        </w:pPr>
+        <w:r>
+          <w:fldChar w:fldCharType="begin"/>
+        </w:r>
+        <w:r>
+          <w:instrText>PAGE   \* MERGEFORMAT</w:instrText>
+        </w:r>
+        <w:r>
+          <w:fldChar w:fldCharType="separate"/>
+        </w:r>
+        <w:r>
+          <w:t>2</w:t>
+        </w:r>
+        <w:r>
+          <w:fldChar w:fldCharType="end"/>
+        </w:r>
+      </w:p>
+    </w:sdtContent>
+  </w:sdt>
+  <w:p>
+    <w:pPr>
+      <w:pStyle w:val="a8"/>
+      <w:ind w:firstLine="0"/>
+    </w:pPr>
+  </w:p>
+</w:ftr>
+</file>
+
+<file path=word/footnotes.xml><?xml version="1.0" encoding="utf-8"?>
+<w:footnotes xmlns:wpc="http://schemas.microsoft.com/office/word/2010/wordprocessingCanvas" xmlns:cx="http://schemas.microsoft.com/office/drawing/2014/chartex" xmlns:cx1="http://schemas.microsoft.com/office/drawing/2015/9/8/chartex" xmlns:cx2="http://schemas.microsoft.com/office/drawing/2015/10/21/chartex" xmlns:cx3="http://schemas.microsoft.com/office/drawing/2016/5/9/chartex" xmlns:cx4="http://schemas.microsoft.com/office/drawing/2016/5/10/chartex" xmlns:cx5="http://schemas.microsoft.com/office/drawing/2016/5/11/chartex" xmlns:cx6="http://schemas.microsoft.com/office/drawing/2016/5/12/chartex" xmlns:cx7="http://schemas.microsoft.com/office/drawing/2016/5/13/chartex" xmlns:cx8="http://schemas.microsoft.com/office/drawing/2016/5/14/chartex" xmlns:mc="http://schemas.openxmlformats.org/markup-compatibility/2006" xmlns:aink="http://schemas.microsoft.com/office/drawing/2016/ink" xmlns:am3d="http://schemas.microsoft.com/office/drawing/2017/model3d" xmlns:o="urn:schemas-microsoft-com:office:office" xmlns:r="http://schemas.openxmlformats.org/officeDocument/2006/relationships" xmlns:m="http://schemas.openxmlformats.org/officeDocument/2006/math" xmlns:v="urn:schemas-microsoft-com:vml" xmlns:wp14="http://schemas.microsoft.com/office/word/2010/wordprocessingDrawing" xmlns:wp="http://schemas.openxmlformats.org/drawingml/2006/wordprocessingDrawing" xmlns:w10="urn:schemas-microsoft-com:office:word" xmlns:w="http://schemas.openxmlformats.org/wordprocessingml/2006/main" xmlns:w14="http://schemas.microsoft.com/office/word/2010/wordml" xmlns:w15="http://schemas.microsoft.com/office/word/2012/wordml" xmlns:w16cex="http://schemas.microsoft.com/office/word/2018/wordml/cex" xmlns:w16cid="http://schemas.microsoft.com/office/word/2016/wordml/cid" xmlns:w16="http://schemas.microsoft.com/office/word/2018/wordml" xmlns:w16sdtdh="http://schemas.microsoft.com/office/word/2020/wordml/sdtdatahash" xmlns:w16se="http://schemas.microsoft.com/office/word/2015/wordml/symex" xmlns:wpg="http://schemas.microsoft.com/office/word/2010/wordprocessingGroup" xmlns:wpi="http://schemas.microsoft.com/office/word/2010/wordprocessingInk" xmlns:wne="http://schemas.microsoft.com/office/word/2006/wordml" xmlns:wps="http://schemas.microsoft.com/office/word/2010/wordprocessingShape" mc:Ignorable="w14 w15 w16se w16cid w16 w16cex w16sdtdh wp14">
+  <w:footnote w:type="separator" w:id="-1">
+    <w:p>
+      <w:pPr>
+        <w:spacing w:after="0" w:line="240" w:lineRule="auto"/>
+      </w:pPr>
+      <w:r>
+        <w:separator/>
+      </w:r>
+    </w:p>
+  </w:footnote>
+  <w:footnote w:type="continuationSeparator" w:id="0">
+    <w:p>
+      <w:pPr>
+        <w:spacing w:after="0" w:line="240" w:lineRule="auto"/>
+      </w:pPr>
+      <w:r>
+        <w:continuationSeparator/>
+      </w:r>
+    </w:p>
+  </w:footnote>
+  <w:footnote w:id="1">
+    <w:p>
+      <w:pPr>
+        <w:pStyle w:val="ab"/>
+      </w:pPr>
+      <w:r>
+        <w:rPr>
+          <w:rStyle w:val="ad"/>
+        </w:rPr>
+        <w:footnoteRef/>
+      </w:r>
+      <w:r>
+        <w:t xml:space="preserve"> </w:t>
+      </w:r>
+      <w:r>
+        <w:t>Отношение численности безработных женщин (мужчин) к численности экономически активного женского (мужского) населения.</w:t>
+      </w:r>
+    </w:p>
+  </w:footnote>
+  <w:footnote w:id="2">
+    <w:p>
+      <w:pPr>
+        <w:pStyle w:val="ab"/>
+      </w:pPr>
+      <w:r>
+        <w:rPr>
+          <w:rStyle w:val="ad"/>
+        </w:rPr>
+        <w:footnoteRef/>
+      </w:r>
+      <w:r>
+        <w:t xml:space="preserve"> </w:t>
+      </w:r>
+      <w:r>
+        <w:t>Отношение численности занятых с высшим профессиональным образованием к общей численности населения с соответствующим уровнем образования. </w:t>
+      </w:r>
+      <w:r>
+        <w:br/>
+      </w:r>
+    </w:p>
+  </w:footnote>
+  <w:footnote w:id="3">
+    <w:p>
+      <w:pPr>
+        <w:pStyle w:val="ab"/>
+      </w:pPr>
+      <w:r>
+        <w:rPr>
+          <w:rStyle w:val="ad"/>
+        </w:rPr>
+        <w:footnoteRef/>
+      </w:r>
+      <w:r>
+        <w:t xml:space="preserve"> </w:t>
+      </w:r>
+      <w:r>
+        <w:t>Отношение численности безработных с высшим профессиональным образованием к численности экономически активного населения с соответствующим уровнем образования.</w:t>
+      </w:r>
+    </w:p>
+  </w:footnote>
+</w:footnotes>
+</file>
+
 <file path=word/styles.xml><?xml version="1.0" encoding="utf-8"?>
-<w:styles xmlns:mc="http://schemas.openxmlformats.org/markup-compatibility/2006" xmlns:r="http://schemas.openxmlformats.org/officeDocument/2006/relationships" xmlns:w="http://schemas.openxmlformats.org/wordprocessingml/2006/main" xmlns:w14="http://schemas.microsoft.com/office/word/2010/wordml" xmlns:w15="http://schemas.microsoft.com/office/word/2012/wordml" xmlns:w16cex="http://schemas.microsoft.com/office/word/2018/wordml/cex" xmlns:w16cid="http://schemas.microsoft.com/office/word/2016/wordml/cid" xmlns:w16="http://schemas.microsoft.com/office/word/2018/wordml" xmlns:w16du="http://schemas.microsoft.com/office/word/2023/wordml/word16du" xmlns:w16sdtdh="http://schemas.microsoft.com/office/word/2020/wordml/sdtdatahash" xmlns:w16sdtfl="http://schemas.microsoft.com/office/word/2024/wordml/sdtformatlock" xmlns:w16se="http://schemas.microsoft.com/office/word/2015/wordml/symex" mc:Ignorable="w14 w15 w16se w16cid w16 w16cex w16sdtdh w16sdtfl w16du">
+<w:styles xmlns:mc="http://schemas.openxmlformats.org/markup-compatibility/2006" xmlns:r="http://schemas.openxmlformats.org/officeDocument/2006/relationships" xmlns:w="http://schemas.openxmlformats.org/wordprocessingml/2006/main" xmlns:w14="http://schemas.microsoft.com/office/word/2010/wordml" xmlns:w15="http://schemas.microsoft.com/office/word/2012/wordml" xmlns:w16cex="http://schemas.microsoft.com/office/word/2018/wordml/cex" xmlns:w16cid="http://schemas.microsoft.com/office/word/2016/wordml/cid" xmlns:w16="http://schemas.microsoft.com/office/word/2018/wordml" xmlns:w16sdtdh="http://schemas.microsoft.com/office/word/2020/wordml/sdtdatahash" xmlns:w16se="http://schemas.microsoft.com/office/word/2015/wordml/symex" mc:Ignorable="w14 w15 w16se w16cid w16 w16cex w16sdtdh">
   <w:docDefaults>
     <w:rPrDefault>
       <w:rPr>
@@ -3576,6 +3817,50 @@
       </w:tcPr>
     </w:tblStylePr>
   </w:style>
+  <w:style w:type="paragraph" w:styleId="ab">
+    <w:name w:val="footnote text"/>
+    <w:basedOn w:val="a"/>
+    <w:link w:val="ac"/>
+    <w:uiPriority w:val="99"/>
+    <w:semiHidden/>
+    <w:unhideWhenUsed/>
+    <w:rsid w:val="007B0CA2"/>
+    <w:pPr>
+      <w:spacing w:after="0" w:line="240" w:lineRule="auto"/>
+      <w:ind w:firstLine="737"/>
+      <w:jc w:val="both"/>
+    </w:pPr>
+    <w:rPr>
+      <w:rFonts w:ascii="Times New Roman" w:hAnsi="Times New Roman"/>
+      <w:color w:val="000000" w:themeColor="text1"/>
+      <w:sz w:val="20"/>
+      <w:szCs w:val="20"/>
+    </w:rPr>
+  </w:style>
+  <w:style w:type="character" w:customStyle="1" w:styleId="ac">
+    <w:name w:val="Текст сноски Знак"/>
+    <w:basedOn w:val="a0"/>
+    <w:link w:val="ab"/>
+    <w:uiPriority w:val="99"/>
+    <w:semiHidden/>
+    <w:rsid w:val="007B0CA2"/>
+    <w:rPr>
+      <w:rFonts w:ascii="Times New Roman" w:hAnsi="Times New Roman"/>
+      <w:color w:val="000000" w:themeColor="text1"/>
+      <w:lang w:eastAsia="en-US"/>
+    </w:rPr>
+  </w:style>
+  <w:style w:type="character" w:styleId="ad">
+    <w:name w:val="footnote reference"/>
+    <w:basedOn w:val="a0"/>
+    <w:uiPriority w:val="99"/>
+    <w:semiHidden/>
+    <w:unhideWhenUsed/>
+    <w:rsid w:val="007B0CA2"/>
+    <w:rPr>
+      <w:vertAlign w:val="superscript"/>
+    </w:rPr>
+  </w:style>
 </w:styles>
 </file>
 
